--- a/data/revised_2026-10_full/outputs/v2/Chemistry/SS1.4_Chemical_Bonding/Chemistry_Chemical_Bonding_SummaryTable.docx
+++ b/data/revised_2026-10_full/outputs/v2/Chemistry/SS1.4_Chemical_Bonding/Chemistry_Chemical_Bonding_SummaryTable.docx
@@ -2618,7 +2618,7 @@
         </w:rPr>
         <w:t xml:space="preserve">© 2026 SeaVuria and ARES. This work is licensed under a </w:t>
       </w:r>
-      <w:hyperlink w:history="1" r:id="rIdvareq6t1ba7dzxwm_2lw2">
+      <w:hyperlink w:history="1" r:id="rIdibybzbrcgfi-3beji4myo">
         <w:r>
           <w:rPr>
             <w:rFonts w:ascii="Arial" w:cs="Arial" w:eastAsia="Arial" w:hAnsi="Arial"/>
@@ -2638,7 +2638,7 @@
         </w:rPr>
         <w:t xml:space="preserve"> (</w:t>
       </w:r>
-      <w:hyperlink w:history="1" r:id="rIdpeuywfuwsfig4t2ly0zr5">
+      <w:hyperlink w:history="1" r:id="rIdgmeoutjzmhl35dyswriqq">
         <w:r>
           <w:rPr>
             <w:rFonts w:ascii="Arial" w:cs="Arial" w:eastAsia="Arial" w:hAnsi="Arial"/>
@@ -2658,7 +2658,7 @@
         </w:rPr>
         <w:t xml:space="preserve">). To view a copy of this license, visit </w:t>
       </w:r>
-      <w:hyperlink w:history="1" r:id="rId9qh9nxdbxc51-mekw37i-">
+      <w:hyperlink w:history="1" r:id="rId6abv26pdqgdtyrcnpaxu_">
         <w:r>
           <w:rPr>
             <w:rFonts w:ascii="Arial" w:cs="Arial" w:eastAsia="Arial" w:hAnsi="Arial"/>
